--- a/100通用管理/项目版本通用管理规范.docx
+++ b/100通用管理/项目版本通用管理规范.docx
@@ -1091,6 +1091,12 @@
           <w:lang w:eastAsia="zh-CN"/>
         </w:rPr>
         <w:t xml:space="preserve"> 从测试通过的远程仓库拉取&lt;项目代码&gt;dev+版本号+rc版本部署到服务器prd。（此时，服务器prd之前版本已经备份入库为&lt;项目代码&gt;prd+版本号+last-good）</w:t>
+        <w:br/>
+        <w:t>- 部署方式：从 rc tag 全量拉取代码目录（.py、templates、static 非上传部分），或 rsync 整目录同步；禁止手工挑文件拷贝（人肉挑文件拷贝曾漏文件）</w:t>
+        <w:br/>
+        <w:t>- 明确不覆盖项：用户上传文件、uploads/、data/*.db（除非发布清单明确列出）</w:t>
+        <w:br/>
+        <w:t>- 数据库变更：升级前在发布清单中列明涉及的表和数据，随升级一并执行</w:t>
       </w:r>
       <w:proofErr w:type="spellStart"/>
       <w:r>
@@ -1206,6 +1212,18 @@
           <w:rFonts w:ascii="等线" w:eastAsia="等线" w:hAnsi="等线" w:hint="eastAsia"/>
           <w:lang w:eastAsia="zh-CN"/>
         </w:rPr>
+      </w:r>
+    </w:p>
+    <w:p>
+      <w:r>
+        <w:rPr>
+          <w:rFonts w:ascii="等线" w:hAnsi="等线" w:eastAsia="等线"/>
+        </w:rPr>
+        <w:t>- 发布清单内代码文件哈希 vs rc tag 一致</w:t>
+        <w:br/>
+        <w:t>- 涉及数据库的，抽查关键表数据一致</w:t>
+        <w:br/>
+        <w:t>- 校验不通过 = 升级未完成，按第 7 节回滚或补齐</w:t>
       </w:r>
     </w:p>
     <w:p>
